--- a/downloads/teacher/04 Units/Unit 01 - Nutrition and Wellness - Kitchen Skills and Smart Eating/Lesson 01.07 - Reading a Recipe.docx
+++ b/downloads/teacher/04 Units/Unit 01 - Nutrition and Wellness - Kitchen Skills and Smart Eating/Lesson 01.07 - Reading a Recipe.docx
@@ -218,23 +218,41 @@
       <w:r>
         <w:t xml:space="preserve">By the end of this lesson, students will be able to:</w:t>
       </w:r>
-      <w:r>
-        <w:t xml:space="preserve"> </w:t>
-      </w:r>
-      <w:r>
-        <w:t xml:space="preserve">1. (Low) Given a printed recipe, label its seven parts (title, yield, ingredients in order of use, equipment, steps, time, temperature) and decode every abbreviation in it.</w:t>
-      </w:r>
-      <w:r>
-        <w:t xml:space="preserve"> </w:t>
-      </w:r>
-      <w:r>
-        <w:t xml:space="preserve">2. (Mid) Given a recipe for four, calculate the ingredient amounts for double and for half, using fractions, and write the new ingredient list.</w:t>
-      </w:r>
-      <w:r>
-        <w:t xml:space="preserve"> </w:t>
-      </w:r>
-      <w:r>
-        <w:t xml:space="preserve">3. (High) Given a recipe and a list of common mistakes, predict what would go wrong if a step were skipped or a tool were swapped, and justify the prediction with the part of the recipe that warns against it.</w:t>
+    </w:p>
+    <w:p>
+      <w:pPr>
+        <w:numPr>
+          <w:ilvl w:val="0"/>
+          <w:numId w:val="1002"/>
+        </w:numPr>
+        <w:pStyle w:val="Compact"/>
+      </w:pPr>
+      <w:r>
+        <w:t xml:space="preserve">(Low) Given a printed recipe, label its seven parts (title, yield, ingredients in order of use, equipment, steps, time, temperature) and decode every abbreviation in it.</w:t>
+      </w:r>
+    </w:p>
+    <w:p>
+      <w:pPr>
+        <w:numPr>
+          <w:ilvl w:val="0"/>
+          <w:numId w:val="1002"/>
+        </w:numPr>
+        <w:pStyle w:val="Compact"/>
+      </w:pPr>
+      <w:r>
+        <w:t xml:space="preserve">(Mid) Given a recipe for four, calculate the ingredient amounts for double and for half, using fractions, and write the new ingredient list.</w:t>
+      </w:r>
+    </w:p>
+    <w:p>
+      <w:pPr>
+        <w:numPr>
+          <w:ilvl w:val="0"/>
+          <w:numId w:val="1002"/>
+        </w:numPr>
+        <w:pStyle w:val="Compact"/>
+      </w:pPr>
+      <w:r>
+        <w:t xml:space="preserve">(High) Given a recipe and a list of common mistakes, predict what would go wrong if a step were skipped or a tool were swapped, and justify the prediction with the part of the recipe that warns against it.</w:t>
       </w:r>
     </w:p>
     <w:p>
@@ -284,7 +302,7 @@
       <w:pPr>
         <w:numPr>
           <w:ilvl w:val="0"/>
-          <w:numId w:val="1002"/>
+          <w:numId w:val="1003"/>
         </w:numPr>
         <w:pStyle w:val="Compact"/>
       </w:pPr>
@@ -311,7 +329,7 @@
       <w:pPr>
         <w:numPr>
           <w:ilvl w:val="0"/>
-          <w:numId w:val="1002"/>
+          <w:numId w:val="1003"/>
         </w:numPr>
         <w:pStyle w:val="Compact"/>
       </w:pPr>
@@ -341,7 +359,7 @@
       <w:pPr>
         <w:numPr>
           <w:ilvl w:val="0"/>
-          <w:numId w:val="1002"/>
+          <w:numId w:val="1003"/>
         </w:numPr>
         <w:pStyle w:val="Compact"/>
       </w:pPr>
@@ -353,7 +371,7 @@
       <w:pPr>
         <w:numPr>
           <w:ilvl w:val="0"/>
-          <w:numId w:val="1002"/>
+          <w:numId w:val="1003"/>
         </w:numPr>
         <w:pStyle w:val="Compact"/>
       </w:pPr>
@@ -365,7 +383,7 @@
       <w:pPr>
         <w:numPr>
           <w:ilvl w:val="0"/>
-          <w:numId w:val="1002"/>
+          <w:numId w:val="1003"/>
         </w:numPr>
         <w:pStyle w:val="Compact"/>
       </w:pPr>
@@ -386,7 +404,7 @@
       <w:pPr>
         <w:numPr>
           <w:ilvl w:val="0"/>
-          <w:numId w:val="1002"/>
+          <w:numId w:val="1003"/>
         </w:numPr>
         <w:pStyle w:val="Compact"/>
       </w:pPr>
@@ -848,11 +866,17 @@
       <w:r>
         <w:t xml:space="preserve">Monitor understanding:</w:t>
       </w:r>
-      <w:r>
-        <w:t xml:space="preserve"> </w:t>
-      </w:r>
-      <w:r>
-        <w:t xml:space="preserve">- What does</w:t>
+    </w:p>
+    <w:p>
+      <w:pPr>
+        <w:numPr>
+          <w:ilvl w:val="0"/>
+          <w:numId w:val="1004"/>
+        </w:numPr>
+        <w:pStyle w:val="Compact"/>
+      </w:pPr>
+      <w:r>
+        <w:t xml:space="preserve">What does</w:t>
       </w:r>
       <w:r>
         <w:t xml:space="preserve"> </w:t>
@@ -902,55 +926,97 @@
       <w:r>
         <w:t xml:space="preserve">? Which one is bigger?</w:t>
       </w:r>
-      <w:r>
-        <w:t xml:space="preserve"> </w:t>
-      </w:r>
-      <w:r>
-        <w:t xml:space="preserve">- Where in the recipe does it tell you how many people it feeds?</w:t>
-      </w:r>
-      <w:r>
-        <w:t xml:space="preserve"> </w:t>
-      </w:r>
-      <w:r>
-        <w:t xml:space="preserve">- Why are ingredients listed in the order you use them?</w:t>
-      </w:r>
-      <w:r>
-        <w:t xml:space="preserve"> </w:t>
-      </w:r>
-      <w:r>
-        <w:t xml:space="preserve">- What does preheat mean, and when do you do it?</w:t>
-      </w:r>
-    </w:p>
-    <w:p>
-      <w:pPr>
-        <w:pStyle w:val="BodyText"/>
+    </w:p>
+    <w:p>
+      <w:pPr>
+        <w:numPr>
+          <w:ilvl w:val="0"/>
+          <w:numId w:val="1004"/>
+        </w:numPr>
+        <w:pStyle w:val="Compact"/>
+      </w:pPr>
+      <w:r>
+        <w:t xml:space="preserve">Where in the recipe does it tell you how many people it feeds?</w:t>
+      </w:r>
+    </w:p>
+    <w:p>
+      <w:pPr>
+        <w:numPr>
+          <w:ilvl w:val="0"/>
+          <w:numId w:val="1004"/>
+        </w:numPr>
+        <w:pStyle w:val="Compact"/>
+      </w:pPr>
+      <w:r>
+        <w:t xml:space="preserve">Why are ingredients listed in the order you use them?</w:t>
+      </w:r>
+    </w:p>
+    <w:p>
+      <w:pPr>
+        <w:numPr>
+          <w:ilvl w:val="0"/>
+          <w:numId w:val="1004"/>
+        </w:numPr>
+        <w:pStyle w:val="Compact"/>
+      </w:pPr>
+      <w:r>
+        <w:t xml:space="preserve">What does preheat mean, and when do you do it?</w:t>
+      </w:r>
+    </w:p>
+    <w:p>
+      <w:pPr>
+        <w:pStyle w:val="FirstParagraph"/>
       </w:pPr>
       <w:r>
         <w:t xml:space="preserve">Deepen learning:</w:t>
       </w:r>
-      <w:r>
-        <w:t xml:space="preserve"> </w:t>
-      </w:r>
-      <w:r>
-        <w:t xml:space="preserve">- The recipe says medium-low heat for the eggs. What do you think happens on high, and why would the recipe writer care?</w:t>
-      </w:r>
-      <w:r>
-        <w:t xml:space="preserve"> </w:t>
-      </w:r>
-      <w:r>
-        <w:t xml:space="preserve">- If you doubled the tacos recipe for 16 people, what would you run out of first in our room: eggs, skillets, or time?</w:t>
-      </w:r>
-      <w:r>
-        <w:t xml:space="preserve"> </w:t>
-      </w:r>
-      <w:r>
-        <w:t xml:space="preserve">- A recipe online has no yield and no times. Would you trust it? What would you do before cooking it?</w:t>
-      </w:r>
-      <w:r>
-        <w:t xml:space="preserve"> </w:t>
-      </w:r>
-      <w:r>
-        <w:t xml:space="preserve">- Why do restaurant cooks do mise en place before the first order comes in?</w:t>
+    </w:p>
+    <w:p>
+      <w:pPr>
+        <w:numPr>
+          <w:ilvl w:val="0"/>
+          <w:numId w:val="1005"/>
+        </w:numPr>
+        <w:pStyle w:val="Compact"/>
+      </w:pPr>
+      <w:r>
+        <w:t xml:space="preserve">The recipe says medium-low heat for the eggs. What do you think happens on high, and why would the recipe writer care?</w:t>
+      </w:r>
+    </w:p>
+    <w:p>
+      <w:pPr>
+        <w:numPr>
+          <w:ilvl w:val="0"/>
+          <w:numId w:val="1005"/>
+        </w:numPr>
+        <w:pStyle w:val="Compact"/>
+      </w:pPr>
+      <w:r>
+        <w:t xml:space="preserve">If you doubled the tacos recipe for 16 people, what would you run out of first in our room: eggs, skillets, or time?</w:t>
+      </w:r>
+    </w:p>
+    <w:p>
+      <w:pPr>
+        <w:numPr>
+          <w:ilvl w:val="0"/>
+          <w:numId w:val="1005"/>
+        </w:numPr>
+        <w:pStyle w:val="Compact"/>
+      </w:pPr>
+      <w:r>
+        <w:t xml:space="preserve">A recipe online has no yield and no times. Would you trust it? What would you do before cooking it?</w:t>
+      </w:r>
+    </w:p>
+    <w:p>
+      <w:pPr>
+        <w:numPr>
+          <w:ilvl w:val="0"/>
+          <w:numId w:val="1005"/>
+        </w:numPr>
+        <w:pStyle w:val="Compact"/>
+      </w:pPr>
+      <w:r>
+        <w:t xml:space="preserve">Why do restaurant cooks do mise en place before the first order comes in?</w:t>
       </w:r>
     </w:p>
     <w:p>
@@ -1195,7 +1261,7 @@
       <w:pPr>
         <w:numPr>
           <w:ilvl w:val="0"/>
-          <w:numId w:val="1003"/>
+          <w:numId w:val="1006"/>
         </w:numPr>
         <w:pStyle w:val="Compact"/>
       </w:pPr>
@@ -1242,7 +1308,7 @@
       <w:pPr>
         <w:numPr>
           <w:ilvl w:val="0"/>
-          <w:numId w:val="1003"/>
+          <w:numId w:val="1006"/>
         </w:numPr>
         <w:pStyle w:val="Compact"/>
       </w:pPr>
@@ -1254,7 +1320,7 @@
       <w:pPr>
         <w:numPr>
           <w:ilvl w:val="0"/>
-          <w:numId w:val="1003"/>
+          <w:numId w:val="1006"/>
         </w:numPr>
         <w:pStyle w:val="Compact"/>
       </w:pPr>
@@ -1284,7 +1350,7 @@
       <w:pPr>
         <w:numPr>
           <w:ilvl w:val="0"/>
-          <w:numId w:val="1003"/>
+          <w:numId w:val="1006"/>
         </w:numPr>
         <w:pStyle w:val="Compact"/>
       </w:pPr>
@@ -1314,7 +1380,7 @@
       <w:pPr>
         <w:numPr>
           <w:ilvl w:val="0"/>
-          <w:numId w:val="1003"/>
+          <w:numId w:val="1006"/>
         </w:numPr>
         <w:pStyle w:val="Compact"/>
       </w:pPr>
@@ -1326,7 +1392,7 @@
       <w:pPr>
         <w:numPr>
           <w:ilvl w:val="0"/>
-          <w:numId w:val="1003"/>
+          <w:numId w:val="1006"/>
         </w:numPr>
         <w:pStyle w:val="Compact"/>
       </w:pPr>
@@ -1636,7 +1702,7 @@
       <w:pPr>
         <w:numPr>
           <w:ilvl w:val="0"/>
-          <w:numId w:val="1004"/>
+          <w:numId w:val="1007"/>
         </w:numPr>
         <w:pStyle w:val="Compact"/>
       </w:pPr>
@@ -1660,7 +1726,7 @@
       <w:pPr>
         <w:numPr>
           <w:ilvl w:val="0"/>
-          <w:numId w:val="1004"/>
+          <w:numId w:val="1007"/>
         </w:numPr>
         <w:pStyle w:val="Compact"/>
       </w:pPr>
@@ -1672,7 +1738,7 @@
       <w:pPr>
         <w:numPr>
           <w:ilvl w:val="0"/>
-          <w:numId w:val="1004"/>
+          <w:numId w:val="1007"/>
         </w:numPr>
         <w:pStyle w:val="Compact"/>
       </w:pPr>
@@ -1705,7 +1771,7 @@
       <w:pPr>
         <w:numPr>
           <w:ilvl w:val="0"/>
-          <w:numId w:val="1004"/>
+          <w:numId w:val="1007"/>
         </w:numPr>
         <w:pStyle w:val="Compact"/>
       </w:pPr>
@@ -1717,7 +1783,7 @@
       <w:pPr>
         <w:numPr>
           <w:ilvl w:val="0"/>
-          <w:numId w:val="1004"/>
+          <w:numId w:val="1007"/>
         </w:numPr>
         <w:pStyle w:val="Compact"/>
       </w:pPr>
@@ -1729,7 +1795,7 @@
       <w:pPr>
         <w:numPr>
           <w:ilvl w:val="0"/>
-          <w:numId w:val="1004"/>
+          <w:numId w:val="1007"/>
         </w:numPr>
         <w:pStyle w:val="Compact"/>
       </w:pPr>
@@ -1787,7 +1853,7 @@
       <w:pPr>
         <w:numPr>
           <w:ilvl w:val="0"/>
-          <w:numId w:val="1005"/>
+          <w:numId w:val="1008"/>
         </w:numPr>
         <w:pStyle w:val="Compact"/>
       </w:pPr>
@@ -1799,7 +1865,7 @@
       <w:pPr>
         <w:numPr>
           <w:ilvl w:val="0"/>
-          <w:numId w:val="1005"/>
+          <w:numId w:val="1008"/>
         </w:numPr>
         <w:pStyle w:val="Compact"/>
       </w:pPr>
@@ -1811,7 +1877,7 @@
       <w:pPr>
         <w:numPr>
           <w:ilvl w:val="0"/>
-          <w:numId w:val="1005"/>
+          <w:numId w:val="1008"/>
         </w:numPr>
         <w:pStyle w:val="Compact"/>
       </w:pPr>
@@ -1823,7 +1889,7 @@
       <w:pPr>
         <w:numPr>
           <w:ilvl w:val="0"/>
-          <w:numId w:val="1005"/>
+          <w:numId w:val="1008"/>
         </w:numPr>
         <w:pStyle w:val="Compact"/>
       </w:pPr>
@@ -2119,6 +2185,118 @@
       </w:pPr>
     </w:lvl>
   </w:abstractNum>
+  <w:abstractNum w:abstractNumId="99411">
+    <w:nsid w:val="71315dca"/>
+    <w:multiLevelType w:val="multilevel"/>
+    <w:lvl w:ilvl="0">
+      <w:start w:val="1"/>
+      <w:numFmt w:val="decimal"/>
+      <w:lvlText w:val="%1."/>
+      <w:lvlJc w:val="left"/>
+      <w:pPr>
+        <w:tabs>
+          <w:tab w:val="num" w:pos="0"/>
+        </w:tabs>
+        <w:ind w:left="480" w:hanging="480"/>
+      </w:pPr>
+    </w:lvl>
+    <w:lvl w:ilvl="1">
+      <w:start w:val="1"/>
+      <w:numFmt w:val="decimal"/>
+      <w:lvlText w:val="%2."/>
+      <w:lvlJc w:val="left"/>
+      <w:pPr>
+        <w:tabs>
+          <w:tab w:val="num" w:pos="720"/>
+        </w:tabs>
+        <w:ind w:left="1200" w:hanging="480"/>
+      </w:pPr>
+    </w:lvl>
+    <w:lvl w:ilvl="2">
+      <w:start w:val="1"/>
+      <w:numFmt w:val="decimal"/>
+      <w:lvlText w:val="%3."/>
+      <w:lvlJc w:val="left"/>
+      <w:pPr>
+        <w:tabs>
+          <w:tab w:val="num" w:pos="1440"/>
+        </w:tabs>
+        <w:ind w:left="1920" w:hanging="480"/>
+      </w:pPr>
+    </w:lvl>
+    <w:lvl w:ilvl="3">
+      <w:start w:val="1"/>
+      <w:numFmt w:val="decimal"/>
+      <w:lvlText w:val="%4."/>
+      <w:lvlJc w:val="left"/>
+      <w:pPr>
+        <w:tabs>
+          <w:tab w:val="num" w:pos="2160"/>
+        </w:tabs>
+        <w:ind w:left="2640" w:hanging="480"/>
+      </w:pPr>
+    </w:lvl>
+    <w:lvl w:ilvl="4">
+      <w:start w:val="1"/>
+      <w:numFmt w:val="decimal"/>
+      <w:lvlText w:val="%5."/>
+      <w:lvlJc w:val="left"/>
+      <w:pPr>
+        <w:tabs>
+          <w:tab w:val="num" w:pos="2880"/>
+        </w:tabs>
+        <w:ind w:left="3360" w:hanging="480"/>
+      </w:pPr>
+    </w:lvl>
+    <w:lvl w:ilvl="5">
+      <w:start w:val="1"/>
+      <w:numFmt w:val="decimal"/>
+      <w:lvlText w:val="%6."/>
+      <w:lvlJc w:val="left"/>
+      <w:pPr>
+        <w:tabs>
+          <w:tab w:val="num" w:pos="3600"/>
+        </w:tabs>
+        <w:ind w:left="4080" w:hanging="480"/>
+      </w:pPr>
+    </w:lvl>
+    <w:lvl w:ilvl="6">
+      <w:start w:val="1"/>
+      <w:numFmt w:val="decimal"/>
+      <w:lvlText w:val="%7."/>
+      <w:lvlJc w:val="left"/>
+      <w:pPr>
+        <w:tabs>
+          <w:tab w:val="num" w:pos="4320"/>
+        </w:tabs>
+        <w:ind w:left="4800" w:hanging="480"/>
+      </w:pPr>
+    </w:lvl>
+    <w:lvl w:ilvl="7">
+      <w:start w:val="1"/>
+      <w:numFmt w:val="decimal"/>
+      <w:lvlText w:val="%8."/>
+      <w:lvlJc w:val="left"/>
+      <w:pPr>
+        <w:tabs>
+          <w:tab w:val="num" w:pos="5040"/>
+        </w:tabs>
+        <w:ind w:left="5520" w:hanging="480"/>
+      </w:pPr>
+    </w:lvl>
+    <w:lvl w:ilvl="8">
+      <w:start w:val="1"/>
+      <w:numFmt w:val="decimal"/>
+      <w:lvlText w:val="%9."/>
+      <w:lvlJc w:val="left"/>
+      <w:pPr>
+        <w:tabs>
+          <w:tab w:val="num" w:pos="5760"/>
+        </w:tabs>
+        <w:ind w:left="6240" w:hanging="480"/>
+      </w:pPr>
+    </w:lvl>
+  </w:abstractNum>
   <w:num w:numId="1000">
     <w:abstractNumId w:val="990"/>
   </w:num>
@@ -2126,7 +2304,34 @@
     <w:abstractNumId w:val="991"/>
   </w:num>
   <w:num w:numId="1002">
-    <w:abstractNumId w:val="991"/>
+    <w:abstractNumId w:val="99411"/>
+    <w:lvlOverride w:ilvl="0">
+      <w:startOverride w:val="1"/>
+    </w:lvlOverride>
+    <w:lvlOverride w:ilvl="1">
+      <w:startOverride w:val="1"/>
+    </w:lvlOverride>
+    <w:lvlOverride w:ilvl="2">
+      <w:startOverride w:val="1"/>
+    </w:lvlOverride>
+    <w:lvlOverride w:ilvl="3">
+      <w:startOverride w:val="1"/>
+    </w:lvlOverride>
+    <w:lvlOverride w:ilvl="4">
+      <w:startOverride w:val="1"/>
+    </w:lvlOverride>
+    <w:lvlOverride w:ilvl="5">
+      <w:startOverride w:val="1"/>
+    </w:lvlOverride>
+    <w:lvlOverride w:ilvl="6">
+      <w:startOverride w:val="1"/>
+    </w:lvlOverride>
+    <w:lvlOverride w:ilvl="7">
+      <w:startOverride w:val="1"/>
+    </w:lvlOverride>
+    <w:lvlOverride w:ilvl="8">
+      <w:startOverride w:val="1"/>
+    </w:lvlOverride>
   </w:num>
   <w:num w:numId="1003">
     <w:abstractNumId w:val="991"/>
@@ -2135,6 +2340,15 @@
     <w:abstractNumId w:val="991"/>
   </w:num>
   <w:num w:numId="1005">
+    <w:abstractNumId w:val="991"/>
+  </w:num>
+  <w:num w:numId="1006">
+    <w:abstractNumId w:val="991"/>
+  </w:num>
+  <w:num w:numId="1007">
+    <w:abstractNumId w:val="991"/>
+  </w:num>
+  <w:num w:numId="1008">
     <w:abstractNumId w:val="991"/>
   </w:num>
 </w:numbering>

--- a/downloads/teacher/04 Units/Unit 01 - Nutrition and Wellness - Kitchen Skills and Smart Eating/Lesson 01.07 - Reading a Recipe.docx
+++ b/downloads/teacher/04 Units/Unit 01 - Nutrition and Wellness - Kitchen Skills and Smart Eating/Lesson 01.07 - Reading a Recipe.docx
@@ -814,15 +814,6 @@
             <w:r>
               <w:t xml:space="preserve">Take one card per pair, quick round. Then the vote: which Lab 1 recipe does this class cook? State the constraints: the Mug Cake is microwave only and best for a first lab; the Tacos use the stove and need the Kitchen Safety Exam passed by everyone at the station.</w:t>
             </w:r>
-            <w:r>
-              <w:t xml:space="preserve"> </w:t>
-            </w:r>
-            <w:r>
-              <w:rPr>
-                <w:rStyle w:val="TeacherNote"/>
-              </w:rPr>
-              <w:t xml:space="preserve">[Sal: you may decide this by grade instead of by vote; grade 6 gets the Mug Cake.]</w:t>
-            </w:r>
           </w:p>
         </w:tc>
         <w:tc>
@@ -1757,15 +1748,6 @@
       <w:r>
         <w:t xml:space="preserve">, section 2.</w:t>
       </w:r>
-      <w:r>
-        <w:t xml:space="preserve"> </w:t>
-      </w:r>
-      <w:r>
-        <w:rPr>
-          <w:rStyle w:val="TeacherNote"/>
-        </w:rPr>
-        <w:t xml:space="preserve">[Sal: confirm against the NYSED PDF.]</w:t>
-      </w:r>
     </w:p>
     <w:p>
       <w:pPr>
@@ -1800,25 +1782,7 @@
         <w:pStyle w:val="Compact"/>
       </w:pPr>
       <w:r>
-        <w:t xml:space="preserve">Sal’s own materials: the Mug Cake with Hand-Whipped Cream teacher recipe sheet (</w:t>
-      </w:r>
-      <w:r>
-        <w:rPr>
-          <w:rStyle w:val="VerbatimChar"/>
-        </w:rPr>
-        <w:t xml:space="preserve">recipe_sheets_2026-05/education_teachingwork_6th_grade_mug_cake_recipe_sheet_2026_05.docx</w:t>
-      </w:r>
-      <w:r>
-        <w:t xml:space="preserve">) and the Scrambled Egg Tacos lesson package (</w:t>
-      </w:r>
-      <w:r>
-        <w:rPr>
-          <w:rStyle w:val="VerbatimChar"/>
-        </w:rPr>
-        <w:t xml:space="preserve">education_teaching_facs_lesson3_scrambledeggtacos_2026_03.docx</w:t>
-      </w:r>
-      <w:r>
-        <w:t xml:space="preserve">), both in Education/TeachingWork/LessonPlans. The</w:t>
+        <w:t xml:space="preserve">My own materials: the Mug Cake with Hand-Whipped Cream teacher recipe sheet and the Scrambled Egg Tacos lesson package. The</w:t>
       </w:r>
       <w:r>
         <w:t xml:space="preserve"> </w:t>
@@ -1836,7 +1800,7 @@
         <w:t xml:space="preserve"> </w:t>
       </w:r>
       <w:r>
-        <w:t xml:space="preserve">box on his recipe cards is the model for Step 4.</w:t>
+        <w:t xml:space="preserve">box on my recipe cards is the model for Step 4.</w:t>
       </w:r>
     </w:p>
     <w:p>
@@ -1883,21 +1847,6 @@
       </w:pPr>
       <w:r>
         <w:t xml:space="preserve">The scaling table for the mug cake goes to 4 mugs because that is what a station of 7 makes in Lab 1 (pairs share a mug). Say that; it makes the math real.</w:t>
-      </w:r>
-    </w:p>
-    <w:p>
-      <w:pPr>
-        <w:numPr>
-          <w:ilvl w:val="0"/>
-          <w:numId w:val="1008"/>
-        </w:numPr>
-        <w:pStyle w:val="Compact"/>
-      </w:pPr>
-      <w:r>
-        <w:rPr>
-          <w:rStyle w:val="TeacherNote"/>
-        </w:rPr>
-        <w:t xml:space="preserve">[Sal: the vote in Step 5 is optional. Your sheets label the Mug Cake for grade 6 and the Tacos as grade 6 to 12. A first lab on the microwave is the safer opener for any grade; the Tacos work well as Lab 2 or for a grade 8 section that has already cooked with you.]</w:t>
       </w:r>
     </w:p>
     <w:sectPr>
